--- a/tests/fixtures/lessons/linear-equations-jss3.docx
+++ b/tests/fixtures/lessons/linear-equations-jss3.docx
@@ -121,7 +121,7 @@
       </w:pPr>
       <w:r>
         <w:rPr/>
-        <w:t xml:space="preserve">You may add, subtract, multiply or divide, as long as both pans get the same treatment.</w:t>
+        <w:t xml:space="preserve">You may add, subtract, multiply or divide, as long as both pans are handled the same way.</w:t>
       </w:r>
     </w:p>
     <w:p>
